--- a/gallery/docx_viewer/fixtures/06-table-format.docx
+++ b/gallery/docx_viewer/fixtures/06-table-format.docx
@@ -159,7 +159,7 @@
     <w:lvl w:ilvl="0">
       <w:start w:val="1"/>
       <w:numFmt w:val="bullet"/>
-      <w:lvlText w:val="•"/>
+      <w:lvlText w:val="-"/>
       <w:pPr>
         <w:ind w:left="720" w:hanging="360"/>
       </w:pPr>
@@ -167,7 +167,7 @@
     <w:lvl w:ilvl="1">
       <w:start w:val="1"/>
       <w:numFmt w:val="bullet"/>
-      <w:lvlText w:val="○"/>
+      <w:lvlText w:val="-"/>
       <w:pPr>
         <w:ind w:left="1440" w:hanging="360"/>
       </w:pPr>
